--- a/paper/[OptCommun] Design and Simulation Tunable Transmittance Optical Filter Using Phase Change of Sb2Se3.docx
+++ b/paper/[OptCommun] Design and Simulation Tunable Transmittance Optical Filter Using Phase Change of Sb2Se3.docx
@@ -272,19 +272,7 @@
         <w:rPr>
           <w:highlight w:val="yellow"/>
         </w:rPr>
-        <w:t xml:space="preserve">Tunable </w:t>
-      </w:r>
-      <w:r>
-        <w:rPr>
-          <w:highlight w:val="yellow"/>
-        </w:rPr>
-        <w:t>Transmittance</w:t>
-      </w:r>
-      <w:r>
-        <w:rPr>
-          <w:highlight w:val="yellow"/>
-        </w:rPr>
-        <w:t xml:space="preserve"> Optical Filter </w:t>
+        <w:t xml:space="preserve">Tunable Transmittance Optical Filter </w:t>
       </w:r>
       <w:r>
         <w:rPr>
@@ -572,27 +560,7 @@
           <w:sz w:val="20"/>
           <w:szCs w:val="20"/>
         </w:rPr>
-        <w:t xml:space="preserve"> design</w:t>
-      </w:r>
-      <w:r>
-        <w:rPr>
-          <w:rStyle w:val="Emphasis"/>
-          <w:i w:val="0"/>
-          <w:iCs w:val="0"/>
-          <w:sz w:val="20"/>
-          <w:szCs w:val="20"/>
-        </w:rPr>
-        <w:t>s</w:t>
-      </w:r>
-      <w:r>
-        <w:rPr>
-          <w:rStyle w:val="Emphasis"/>
-          <w:i w:val="0"/>
-          <w:iCs w:val="0"/>
-          <w:sz w:val="20"/>
-          <w:szCs w:val="20"/>
-        </w:rPr>
-        <w:t xml:space="preserve"> </w:t>
+        <w:t xml:space="preserve"> design </w:t>
       </w:r>
       <w:r>
         <w:rPr>
@@ -2946,10 +2914,7 @@
         <w:t xml:space="preserve">. </w:t>
       </w:r>
       <w:r>
-        <w:t xml:space="preserve">These properties </w:t>
-      </w:r>
-      <w:r>
-        <w:t>make VO</w:t>
+        <w:t>These properties make VO</w:t>
       </w:r>
       <w:r>
         <w:rPr>
@@ -2958,13 +2923,7 @@
         <w:t>2</w:t>
       </w:r>
       <w:r>
-        <w:t xml:space="preserve"> </w:t>
-      </w:r>
-      <w:r>
-        <w:t xml:space="preserve">an </w:t>
-      </w:r>
-      <w:r>
-        <w:t xml:space="preserve">ideal material for optical limiter </w:t>
+        <w:t xml:space="preserve"> an ideal material for optical limiter </w:t>
       </w:r>
       <w:r>
         <w:fldChar w:fldCharType="begin">
@@ -3256,10 +3215,7 @@
         <w:fldChar w:fldCharType="end"/>
       </w:r>
       <w:r>
-        <w:t>, which is a device that is used to protects sensitive detectors or human eyes from high-power laser by limiting the output of high-intensity light (OFF mode), but won’t reduce the output of low-intensity light (ON mode).</w:t>
-      </w:r>
-      <w:r>
-        <w:t xml:space="preserve"> To protect the eyes or sensors, the incident light needs to heat VO</w:t>
+        <w:t>, which is a device that is used to protects sensitive detectors or human eyes from high-power laser by limiting the output of high-intensity light (OFF mode), but won’t reduce the output of low-intensity light (ON mode). To protect the eyes or sensors, the incident light needs to heat VO</w:t>
       </w:r>
       <w:r>
         <w:rPr>
@@ -6953,13 +6909,7 @@
         <w:t xml:space="preserve"> </w:t>
       </w:r>
       <w:r>
-        <w:t xml:space="preserve">at </w:t>
-      </w:r>
-      <w:r>
-        <w:t xml:space="preserve">the UV wavelengths </w:t>
-      </w:r>
-      <w:r>
-        <w:t>has</w:t>
+        <w:t>at the UV wavelengths has</w:t>
       </w:r>
       <w:r>
         <w:t xml:space="preserve"> </w:t>
@@ -7213,19 +7163,7 @@
         <w:tab/>
       </w:r>
       <w:r>
-        <w:t xml:space="preserve">The </w:t>
-      </w:r>
-      <w:r>
-        <w:t>refractive index contrast</w:t>
-      </w:r>
-      <w:r>
-        <w:t>s</w:t>
-      </w:r>
-      <w:r>
-        <w:t xml:space="preserve"> </w:t>
-      </w:r>
-      <w:r>
-        <w:t>(</w:t>
+        <w:t>The refractive index contrasts (</w:t>
       </w:r>
       <w:r>
         <w:rPr>
@@ -7258,37 +7196,7 @@
         <w:t>a</w:t>
       </w:r>
       <w:r>
-        <w:t>)</w:t>
-      </w:r>
-      <w:r>
-        <w:t xml:space="preserve"> </w:t>
-      </w:r>
-      <w:r>
-        <w:t>are</w:t>
-      </w:r>
-      <w:r>
-        <w:t xml:space="preserve"> large and stable </w:t>
-      </w:r>
-      <w:r>
-        <w:t>from</w:t>
-      </w:r>
-      <w:r>
-        <w:t xml:space="preserve"> the visible through IR spectra, and </w:t>
-      </w:r>
-      <w:r>
-        <w:t xml:space="preserve">the </w:t>
-      </w:r>
-      <w:r>
-        <w:t xml:space="preserve">extinction coefficients </w:t>
-      </w:r>
-      <w:r>
-        <w:t>are</w:t>
-      </w:r>
-      <w:r>
-        <w:t xml:space="preserve"> large in the near-UV but falls to zero around NIR spectrum for both phases, with crystalline phase exhibits higher absorption in the visible spectrum.</w:t>
-      </w:r>
-      <w:r>
-        <w:t xml:space="preserve"> </w:t>
+        <w:t xml:space="preserve">) are large and stable from the visible through IR spectra, and the extinction coefficients are large in the near-UV but falls to zero around NIR spectrum for both phases, with crystalline phase exhibits higher absorption in the visible spectrum. </w:t>
       </w:r>
       <w:r>
         <w:t>So, when compared to other PCMs, Sb</w:t>
@@ -19718,10 +19626,7 @@
         <w:t xml:space="preserve"> The one side of the AR areas outside the high-reflection region will be stable depending on the structure of unit cell; a long-pass </w:t>
       </w:r>
       <w:r>
-        <w:t xml:space="preserve">structure </w:t>
-      </w:r>
-      <w:r>
-        <w:t xml:space="preserve"> </w:t>
+        <w:t xml:space="preserve">structure  </w:t>
       </w:r>
       <m:oMath>
         <m:r>
@@ -19892,10 +19797,7 @@
         <w:t xml:space="preserve"> </w:t>
       </w:r>
       <w:r>
-        <w:t>thickness</w:t>
-      </w:r>
-      <w:r>
-        <w:t xml:space="preserve">. To minimize the thickness of the device, a long-pass design is preferred since </w:t>
+        <w:t xml:space="preserve">thickness. To minimize the thickness of the device, a long-pass design is preferred since </w:t>
       </w:r>
       <w:r>
         <w:rPr>
@@ -20446,10 +20348,7 @@
         <w:t>considered</w:t>
       </w:r>
       <w:r>
-        <w:t xml:space="preserve"> to be equal to air </w:t>
-      </w:r>
-      <w:r>
-        <w:t>(</w:t>
+        <w:t xml:space="preserve"> to be equal to air (</w:t>
       </w:r>
       <w:r>
         <w:rPr>
@@ -21998,6 +21897,11 @@
         <w:rPr>
           <w:lang w:val="en-US"/>
         </w:rPr>
+      </w:r>
+      <w:r>
+        <w:rPr>
+          <w:lang w:val="en-US"/>
+        </w:rPr>
         <w:fldChar w:fldCharType="separate"/>
       </w:r>
       <w:r>
@@ -22185,13 +22089,7 @@
           <w:rPr>
             <w:rFonts w:ascii="Cambria Math" w:hAnsi="Cambria Math"/>
           </w:rPr>
-          <m:t>C</m:t>
-        </m:r>
-        <m:r>
-          <w:rPr>
-            <w:rFonts w:ascii="Cambria Math" w:hAnsi="Cambria Math"/>
-          </w:rPr>
-          <m:t>)</m:t>
+          <m:t>C)</m:t>
         </m:r>
       </m:oMath>
       <w:r>
@@ -22416,19 +22314,45 @@
         <w:fldChar w:fldCharType="end"/>
       </w:r>
       <w:r>
-        <w:t>. These models from Eq. (X</w:t>
-      </w:r>
-      <w:r>
-        <w:t>XA</w:t>
-      </w:r>
-      <w:r>
-        <w:t>) and (X</w:t>
-      </w:r>
-      <w:r>
-        <w:t>XB</w:t>
-      </w:r>
-      <w:r>
-        <w:t xml:space="preserve">) are adopted in this work, they are consistent with experimental trends and with general PCM endurance theory, providing a practical way to assess contrast degradation and threshold drift of PCM-based optical limiters over large cycles </w:t>
+        <w:t xml:space="preserve">. </w:t>
+      </w:r>
+      <w:r>
+        <w:t>The</w:t>
+      </w:r>
+      <w:r>
+        <w:t xml:space="preserve"> model </w:t>
+      </w:r>
+      <w:r>
+        <w:rPr>
+          <w:rFonts w:cstheme="majorBidi"/>
+          <w:szCs w:val="20"/>
+        </w:rPr>
+        <w:t>from Eq. (</w:t>
+      </w:r>
+      <w:r>
+        <w:rPr>
+          <w:rFonts w:cstheme="majorBidi"/>
+          <w:szCs w:val="20"/>
+          <w:cs/>
+          <w:lang w:bidi="th-TH"/>
+        </w:rPr>
+        <w:t>19</w:t>
+      </w:r>
+      <w:r>
+        <w:rPr>
+          <w:rFonts w:cstheme="majorBidi"/>
+          <w:szCs w:val="20"/>
+        </w:rPr>
+        <w:t>)</w:t>
+      </w:r>
+      <w:r>
+        <w:t xml:space="preserve"> </w:t>
+      </w:r>
+      <w:r>
+        <w:t>is</w:t>
+      </w:r>
+      <w:r>
+        <w:t xml:space="preserve"> adopted in this work, they are consistent with experimental trends and with general PCM endurance theory, providing a practical way to assess contrast degradation and threshold drift of PCM-based optical limiters over large cycles </w:t>
       </w:r>
       <w:r>
         <w:fldChar w:fldCharType="begin">
@@ -22698,23 +22622,7 @@
             <w:vertAlign w:val="subscript"/>
             <w:lang w:val="en-US"/>
           </w:rPr>
-          <m:t>D(</m:t>
-        </m:r>
-        <m:r>
-          <w:rPr>
-            <w:rFonts w:ascii="Cambria Math" w:hAnsi="Cambria Math"/>
-            <w:vertAlign w:val="subscript"/>
-            <w:lang w:val="en-US"/>
-          </w:rPr>
-          <m:t>C</m:t>
-        </m:r>
-        <m:r>
-          <w:rPr>
-            <w:rFonts w:ascii="Cambria Math" w:hAnsi="Cambria Math"/>
-            <w:vertAlign w:val="subscript"/>
-            <w:lang w:val="en-US"/>
-          </w:rPr>
-          <m:t>)=</m:t>
+          <m:t>D(C)=</m:t>
         </m:r>
         <m:f>
           <m:fPr>
@@ -22734,23 +22642,7 @@
                 <w:vertAlign w:val="subscript"/>
                 <w:lang w:val="en-US"/>
               </w:rPr>
-              <m:t>ΔT(</m:t>
-            </m:r>
-            <m:r>
-              <w:rPr>
-                <w:rFonts w:ascii="Cambria Math" w:hAnsi="Cambria Math"/>
-                <w:vertAlign w:val="subscript"/>
-                <w:lang w:val="en-US"/>
-              </w:rPr>
-              <m:t>C</m:t>
-            </m:r>
-            <m:r>
-              <w:rPr>
-                <w:rFonts w:ascii="Cambria Math" w:hAnsi="Cambria Math"/>
-                <w:vertAlign w:val="subscript"/>
-                <w:lang w:val="en-US"/>
-              </w:rPr>
-              <m:t>)-Δ</m:t>
+              <m:t>ΔT(C)-Δ</m:t>
             </m:r>
             <m:sSub>
               <m:sSubPr>
@@ -23182,19 +23074,7 @@
                   <w:rPr>
                     <w:rFonts w:ascii="Cambria Math" w:hAnsi="Cambria Math"/>
                   </w:rPr>
-                  <m:t>(</m:t>
-                </m:r>
-                <m:r>
-                  <w:rPr>
-                    <w:rFonts w:ascii="Cambria Math" w:hAnsi="Cambria Math"/>
-                  </w:rPr>
-                  <m:t>C</m:t>
-                </m:r>
-                <m:r>
-                  <w:rPr>
-                    <w:rFonts w:ascii="Cambria Math" w:hAnsi="Cambria Math"/>
-                  </w:rPr>
-                  <m:t>)</m:t>
+                  <m:t>(C)</m:t>
                 </m:r>
               </m:num>
               <m:den>
@@ -23228,19 +23108,7 @@
                   <w:rPr>
                     <w:rFonts w:ascii="Cambria Math" w:hAnsi="Cambria Math"/>
                   </w:rPr>
-                  <m:t>(</m:t>
-                </m:r>
-                <m:r>
-                  <w:rPr>
-                    <w:rFonts w:ascii="Cambria Math" w:hAnsi="Cambria Math"/>
-                  </w:rPr>
-                  <m:t>0</m:t>
-                </m:r>
-                <m:r>
-                  <w:rPr>
-                    <w:rFonts w:ascii="Cambria Math" w:hAnsi="Cambria Math"/>
-                  </w:rPr>
-                  <m:t>)</m:t>
+                  <m:t>(0)</m:t>
                 </m:r>
               </m:den>
             </m:f>
@@ -23549,13 +23417,7 @@
         <w:t>is</w:t>
       </w:r>
       <w:r>
-        <w:t xml:space="preserve"> </w:t>
-      </w:r>
-      <w:r>
-        <w:t>1064 nm</w:t>
-      </w:r>
-      <w:r>
-        <w:t xml:space="preserve"> for single-layer, two-layers, and three-layers designs, but </w:t>
+        <w:t xml:space="preserve"> 1064 nm for single-layer, two-layers, and three-layers designs, but </w:t>
       </w:r>
       <w:r>
         <w:rPr>
@@ -23603,10 +23465,7 @@
         <w:t>designs</w:t>
       </w:r>
       <w:r>
-        <w:t xml:space="preserve"> </w:t>
-      </w:r>
-      <w:r>
-        <w:t>with at least two unit cells</w:t>
+        <w:t xml:space="preserve"> with at least two unit cells</w:t>
       </w:r>
       <w:r>
         <w:t xml:space="preserve"> </w:t>
@@ -28182,16 +28041,7 @@
                 <w:szCs w:val="18"/>
                 <w:lang w:bidi="th-TH"/>
               </w:rPr>
-              <w:t>1</w:t>
-            </w:r>
-            <w:r>
-              <w:rPr>
-                <w:rFonts w:cstheme="majorBidi"/>
-                <w:sz w:val="18"/>
-                <w:szCs w:val="18"/>
-                <w:lang w:bidi="th-TH"/>
-              </w:rPr>
-              <w:t>7</w:t>
+              <w:t>17</w:t>
             </w:r>
           </w:p>
         </w:tc>
@@ -28216,23 +28066,7 @@
                 <w:sz w:val="18"/>
                 <w:szCs w:val="18"/>
               </w:rPr>
-              <w:t>388</w:t>
-            </w:r>
-            <w:r>
-              <w:rPr>
-                <w:rFonts w:cstheme="majorBidi"/>
-                <w:sz w:val="18"/>
-                <w:szCs w:val="18"/>
-              </w:rPr>
-              <w:t>.</w:t>
-            </w:r>
-            <w:r>
-              <w:rPr>
-                <w:rFonts w:cstheme="majorBidi"/>
-                <w:sz w:val="18"/>
-                <w:szCs w:val="18"/>
-              </w:rPr>
-              <w:t>1</w:t>
+              <w:t>388.1</w:t>
             </w:r>
           </w:p>
         </w:tc>
@@ -28257,15 +28091,7 @@
                 <w:sz w:val="18"/>
                 <w:szCs w:val="18"/>
               </w:rPr>
-              <w:t>1</w:t>
-            </w:r>
-            <w:r>
-              <w:rPr>
-                <w:rFonts w:cstheme="majorBidi"/>
-                <w:sz w:val="18"/>
-                <w:szCs w:val="18"/>
-              </w:rPr>
-              <w:t>460.2</w:t>
+              <w:t>1460.2</w:t>
             </w:r>
           </w:p>
         </w:tc>
@@ -28290,15 +28116,7 @@
                 <w:sz w:val="18"/>
                 <w:szCs w:val="18"/>
               </w:rPr>
-              <w:t>9</w:t>
-            </w:r>
-            <w:r>
-              <w:rPr>
-                <w:rFonts w:cstheme="majorBidi"/>
-                <w:sz w:val="18"/>
-                <w:szCs w:val="18"/>
-              </w:rPr>
-              <w:t>4.4</w:t>
+              <w:t>94.4</w:t>
             </w:r>
           </w:p>
         </w:tc>
@@ -28350,15 +28168,7 @@
                 <w:sz w:val="18"/>
                 <w:szCs w:val="18"/>
               </w:rPr>
-              <w:t>9</w:t>
-            </w:r>
-            <w:r>
-              <w:rPr>
-                <w:rFonts w:cstheme="majorBidi"/>
-                <w:sz w:val="18"/>
-                <w:szCs w:val="18"/>
-              </w:rPr>
-              <w:t>4.4</w:t>
+              <w:t>94.4</w:t>
             </w:r>
           </w:p>
         </w:tc>
@@ -28462,7 +28272,7 @@
           <w:iCs w:val="0"/>
           <w:sz w:val="20"/>
         </w:rPr>
-        <w:t xml:space="preserve"> </w:t>
+        <w:t xml:space="preserve"> designs with unit cell numbers ranging from 1 to </w:t>
       </w:r>
       <w:r>
         <w:rPr>
@@ -28472,7 +28282,7 @@
           <w:iCs w:val="0"/>
           <w:sz w:val="20"/>
         </w:rPr>
-        <w:t xml:space="preserve">designs </w:t>
+        <w:t>6</w:t>
       </w:r>
       <w:r>
         <w:rPr>
@@ -28482,7 +28292,7 @@
           <w:iCs w:val="0"/>
           <w:sz w:val="20"/>
         </w:rPr>
-        <w:t xml:space="preserve">with unit cell numbers ranging from 1 to </w:t>
+        <w:t>.</w:t>
       </w:r>
       <w:r>
         <w:rPr>
@@ -28492,7 +28302,7 @@
           <w:iCs w:val="0"/>
           <w:sz w:val="20"/>
         </w:rPr>
-        <w:t>6</w:t>
+        <w:t xml:space="preserve"> </w:t>
       </w:r>
       <w:r>
         <w:rPr>
@@ -28502,7 +28312,7 @@
           <w:iCs w:val="0"/>
           <w:sz w:val="20"/>
         </w:rPr>
-        <w:t>.</w:t>
+        <w:t>Even though edge</w:t>
       </w:r>
       <w:r>
         <w:rPr>
@@ -28512,7 +28322,7 @@
           <w:iCs w:val="0"/>
           <w:sz w:val="20"/>
         </w:rPr>
-        <w:t xml:space="preserve"> </w:t>
+        <w:t xml:space="preserve">-filter design with </w:t>
       </w:r>
       <w:r>
         <w:rPr>
@@ -28522,7 +28332,7 @@
           <w:iCs w:val="0"/>
           <w:sz w:val="20"/>
         </w:rPr>
-        <w:t>Even though edge</w:t>
+        <w:t>unit cell numbers ranging from 3 to 6</w:t>
       </w:r>
       <w:r>
         <w:rPr>
@@ -28532,7 +28342,7 @@
           <w:iCs w:val="0"/>
           <w:sz w:val="20"/>
         </w:rPr>
-        <w:t xml:space="preserve">-filter design with </w:t>
+        <w:t xml:space="preserve"> (</w:t>
       </w:r>
       <w:r>
         <w:rPr>
@@ -28542,7 +28352,7 @@
           <w:iCs w:val="0"/>
           <w:sz w:val="20"/>
         </w:rPr>
-        <w:t>unit cell numbers ranging from 3 to 6</w:t>
+        <w:t xml:space="preserve">in increasing order: </w:t>
       </w:r>
       <w:r>
         <w:rPr>
@@ -28552,7 +28362,7 @@
           <w:iCs w:val="0"/>
           <w:sz w:val="20"/>
         </w:rPr>
-        <w:t xml:space="preserve"> (</w:t>
+        <w:t xml:space="preserve">cyan, green, yellow, </w:t>
       </w:r>
       <w:r>
         <w:rPr>
@@ -28562,7 +28372,7 @@
           <w:iCs w:val="0"/>
           <w:sz w:val="20"/>
         </w:rPr>
-        <w:t xml:space="preserve">in increasing order: </w:t>
+        <w:t>and orange</w:t>
       </w:r>
       <w:r>
         <w:rPr>
@@ -28572,7 +28382,7 @@
           <w:iCs w:val="0"/>
           <w:sz w:val="20"/>
         </w:rPr>
-        <w:t xml:space="preserve">cyan, green, yellow, </w:t>
+        <w:t>) have similar transmittance contrast</w:t>
       </w:r>
       <w:r>
         <w:rPr>
@@ -28582,7 +28392,7 @@
           <w:iCs w:val="0"/>
           <w:sz w:val="20"/>
         </w:rPr>
-        <w:t>and orange</w:t>
+        <w:t xml:space="preserve"> at the operating wavelength (black vertical line)</w:t>
       </w:r>
       <w:r>
         <w:rPr>
@@ -28592,7 +28402,7 @@
           <w:iCs w:val="0"/>
           <w:sz w:val="20"/>
         </w:rPr>
-        <w:t>) have similar transmittance contrast</w:t>
+        <w:t xml:space="preserve">, </w:t>
       </w:r>
       <w:r>
         <w:rPr>
@@ -28602,7 +28412,7 @@
           <w:iCs w:val="0"/>
           <w:sz w:val="20"/>
         </w:rPr>
-        <w:t xml:space="preserve"> at the operating wavelength (black vertical line)</w:t>
+        <w:t>when we take a look at the transmittance contrast across the spectrum, the increase in</w:t>
       </w:r>
       <w:r>
         <w:rPr>
@@ -28612,7 +28422,15 @@
           <w:iCs w:val="0"/>
           <w:sz w:val="20"/>
         </w:rPr>
-        <w:t xml:space="preserve">, </w:t>
+        <w:t xml:space="preserve"> </w:t>
+      </w:r>
+      <w:r>
+        <w:rPr>
+          <w:rStyle w:val="Emphasis"/>
+          <w:rFonts w:cstheme="majorBidi"/>
+          <w:sz w:val="20"/>
+        </w:rPr>
+        <w:t>N</w:t>
       </w:r>
       <w:r>
         <w:rPr>
@@ -28622,7 +28440,7 @@
           <w:iCs w:val="0"/>
           <w:sz w:val="20"/>
         </w:rPr>
-        <w:t>w</w:t>
+        <w:t xml:space="preserve"> also </w:t>
       </w:r>
       <w:r>
         <w:rPr>
@@ -28632,7 +28450,7 @@
           <w:iCs w:val="0"/>
           <w:sz w:val="20"/>
         </w:rPr>
-        <w:t xml:space="preserve">hen we take a look at the transmittance contrast across the spectrum, </w:t>
+        <w:t>broaden</w:t>
       </w:r>
       <w:r>
         <w:rPr>
@@ -28642,7 +28460,23 @@
           <w:iCs w:val="0"/>
           <w:sz w:val="20"/>
         </w:rPr>
-        <w:t>the increase in</w:t>
+        <w:t xml:space="preserve"> the spectral width of high </w:t>
+      </w:r>
+      <w:r>
+        <w:rPr>
+          <w:rStyle w:val="Emphasis"/>
+          <w:rFonts w:cstheme="majorBidi"/>
+          <w:sz w:val="20"/>
+        </w:rPr>
+        <w:t>ΔT</w:t>
+      </w:r>
+      <w:r>
+        <w:rPr>
+          <w:rStyle w:val="Emphasis"/>
+          <w:rFonts w:cstheme="majorBidi"/>
+          <w:sz w:val="20"/>
+        </w:rPr>
+        <w:t xml:space="preserve"> </w:t>
       </w:r>
       <w:r>
         <w:rPr>
@@ -28652,15 +28486,7 @@
           <w:iCs w:val="0"/>
           <w:sz w:val="20"/>
         </w:rPr>
-        <w:t xml:space="preserve"> </w:t>
-      </w:r>
-      <w:r>
-        <w:rPr>
-          <w:rStyle w:val="Emphasis"/>
-          <w:rFonts w:cstheme="majorBidi"/>
-          <w:sz w:val="20"/>
-        </w:rPr>
-        <w:t>N</w:t>
+        <w:t>region.</w:t>
       </w:r>
       <w:r>
         <w:rPr>
@@ -28670,7 +28496,7 @@
           <w:iCs w:val="0"/>
           <w:sz w:val="20"/>
         </w:rPr>
-        <w:t xml:space="preserve"> also </w:t>
+        <w:t xml:space="preserve"> </w:t>
       </w:r>
       <w:r>
         <w:rPr>
@@ -28680,7 +28506,7 @@
           <w:iCs w:val="0"/>
           <w:sz w:val="20"/>
         </w:rPr>
-        <w:t>broaden</w:t>
+        <w:t>This effect should be considered</w:t>
       </w:r>
       <w:r>
         <w:rPr>
@@ -28690,22 +28516,6 @@
           <w:iCs w:val="0"/>
           <w:sz w:val="20"/>
         </w:rPr>
-        <w:t xml:space="preserve"> the spectral width of high </w:t>
-      </w:r>
-      <w:r>
-        <w:rPr>
-          <w:rStyle w:val="Emphasis"/>
-          <w:rFonts w:cstheme="majorBidi"/>
-          <w:sz w:val="20"/>
-        </w:rPr>
-        <w:t>ΔT</w:t>
-      </w:r>
-      <w:r>
-        <w:rPr>
-          <w:rStyle w:val="Emphasis"/>
-          <w:rFonts w:cstheme="majorBidi"/>
-          <w:sz w:val="20"/>
-        </w:rPr>
         <w:t xml:space="preserve"> </w:t>
       </w:r>
       <w:r>
@@ -28716,7 +28526,7 @@
           <w:iCs w:val="0"/>
           <w:sz w:val="20"/>
         </w:rPr>
-        <w:t>region.</w:t>
+        <w:t>if the device is intended to be operated in a broad spectrum.</w:t>
       </w:r>
       <w:r>
         <w:rPr>
@@ -28728,53 +28538,13 @@
         </w:rPr>
         <w:t xml:space="preserve"> </w:t>
       </w:r>
-      <w:r>
-        <w:rPr>
-          <w:rStyle w:val="Emphasis"/>
-          <w:rFonts w:cstheme="majorBidi"/>
-          <w:i w:val="0"/>
-          <w:iCs w:val="0"/>
-          <w:sz w:val="20"/>
-        </w:rPr>
-        <w:t>This effect should be considered</w:t>
-      </w:r>
-      <w:r>
-        <w:rPr>
-          <w:rStyle w:val="Emphasis"/>
-          <w:rFonts w:cstheme="majorBidi"/>
-          <w:i w:val="0"/>
-          <w:iCs w:val="0"/>
-          <w:sz w:val="20"/>
-        </w:rPr>
-        <w:t xml:space="preserve"> </w:t>
-      </w:r>
-      <w:r>
-        <w:rPr>
-          <w:rStyle w:val="Emphasis"/>
-          <w:rFonts w:cstheme="majorBidi"/>
-          <w:i w:val="0"/>
-          <w:iCs w:val="0"/>
-          <w:sz w:val="20"/>
-        </w:rPr>
-        <w:t>if the device is intended to be operated in a broad spectrum.</w:t>
-      </w:r>
-      <w:r>
-        <w:rPr>
-          <w:rStyle w:val="Emphasis"/>
-          <w:rFonts w:cstheme="majorBidi"/>
-          <w:i w:val="0"/>
-          <w:iCs w:val="0"/>
-          <w:sz w:val="20"/>
-        </w:rPr>
-        <w:t xml:space="preserve"> </w:t>
-      </w:r>
     </w:p>
     <w:p>
       <w:pPr>
         <w:jc w:val="center"/>
         <w:rPr>
           <w:rStyle w:val="Emphasis"/>
-          <w:rFonts w:cs="Cordia New" w:hint="cs"/>
+          <w:rFonts w:cs="Cordia New"/>
           <w:i w:val="0"/>
           <w:iCs w:val="0"/>
           <w:sz w:val="20"/>
@@ -29450,10 +29220,7 @@
         <w:t xml:space="preserve"> design</w:t>
       </w:r>
       <w:r>
-        <w:t>, two-layer design (</w:t>
-      </w:r>
-      <w:r>
-        <w:t>Sb</w:t>
+        <w:t>, two-layer design (Sb</w:t>
       </w:r>
       <w:r>
         <w:rPr>
@@ -29483,13 +29250,7 @@
         <w:t>),</w:t>
       </w:r>
       <w:r>
-        <w:t xml:space="preserve"> and the </w:t>
-      </w:r>
-      <w:r>
-        <w:t>long-pass edge-filter design</w:t>
-      </w:r>
-      <w:r>
-        <w:t xml:space="preserve"> (</w:t>
+        <w:t xml:space="preserve"> and the long-pass edge-filter design (</w:t>
       </w:r>
       <w:r>
         <w:rPr>
@@ -29535,37 +29296,7 @@
           <w:iCs w:val="0"/>
           <w:sz w:val="20"/>
         </w:rPr>
-        <w:t xml:space="preserve"> </w:t>
-      </w:r>
-      <w:r>
-        <w:rPr>
-          <w:rStyle w:val="Emphasis"/>
-          <w:rFonts w:cstheme="majorBidi"/>
-          <w:i w:val="0"/>
-          <w:iCs w:val="0"/>
-          <w:sz w:val="20"/>
-        </w:rPr>
-        <w:t xml:space="preserve">(Fig. </w:t>
-      </w:r>
-      <w:r>
-        <w:rPr>
-          <w:rStyle w:val="Emphasis"/>
-          <w:rFonts w:cstheme="majorBidi"/>
-          <w:i w:val="0"/>
-          <w:iCs w:val="0"/>
-          <w:sz w:val="20"/>
-        </w:rPr>
-        <w:t>9a</w:t>
-      </w:r>
-      <w:r>
-        <w:rPr>
-          <w:rStyle w:val="Emphasis"/>
-          <w:rFonts w:cstheme="majorBidi"/>
-          <w:i w:val="0"/>
-          <w:iCs w:val="0"/>
-          <w:sz w:val="20"/>
-        </w:rPr>
-        <w:t>)</w:t>
+        <w:t xml:space="preserve"> (Fig. 9a)</w:t>
       </w:r>
       <w:r>
         <w:rPr>
@@ -29696,17 +29427,7 @@
           <w:iCs w:val="0"/>
           <w:sz w:val="20"/>
         </w:rPr>
-        <w:t>phase switching cycles</w:t>
-      </w:r>
-      <w:r>
-        <w:rPr>
-          <w:rStyle w:val="Emphasis"/>
-          <w:rFonts w:cstheme="majorBidi"/>
-          <w:i w:val="0"/>
-          <w:iCs w:val="0"/>
-          <w:sz w:val="20"/>
-        </w:rPr>
-        <w:t>.</w:t>
+        <w:t>phase switching cycles.</w:t>
       </w:r>
     </w:p>
     <w:p>
@@ -29818,19 +29539,13 @@
         <w:t>.</w:t>
       </w:r>
       <w:r>
-        <w:t xml:space="preserve"> </w:t>
-      </w:r>
-      <w:r>
-        <w:t>Transmittance</w:t>
+        <w:t xml:space="preserve"> Transmittance</w:t>
       </w:r>
       <w:r>
         <w:t xml:space="preserve"> simulation after </w:t>
       </w:r>
       <w:r>
-        <w:t>1.5×10⁶ phase switching cycles</w:t>
-      </w:r>
-      <w:r>
-        <w:t xml:space="preserve"> </w:t>
+        <w:t xml:space="preserve">1.5×10⁶ phase switching cycles </w:t>
       </w:r>
       <w:r>
         <w:t xml:space="preserve">in the amorphous (red) and crystalline phases (blue) of </w:t>
@@ -30193,22 +29908,13 @@
         <w:t>.</w:t>
       </w:r>
       <w:r>
-        <w:t xml:space="preserve"> Transmittance</w:t>
-      </w:r>
-      <w:r>
-        <w:t xml:space="preserve"> contrast degradation</w:t>
-      </w:r>
-      <w:r>
-        <w:t xml:space="preserve"> after </w:t>
+        <w:t xml:space="preserve"> Transmittance contrast degradation after </w:t>
       </w:r>
       <w:r>
         <w:t xml:space="preserve">1.5×10⁶ phase switching cycles </w:t>
       </w:r>
       <w:r>
-        <w:t>of (a) single-layer, (b) two-layer, and (c) 5-unit-cells edge-filter devices</w:t>
-      </w:r>
-      <w:r>
-        <w:t xml:space="preserve">. </w:t>
+        <w:t xml:space="preserve">of (a) single-layer, (b) two-layer, and (c) 5-unit-cells edge-filter devices. </w:t>
       </w:r>
       <w:r>
         <w:rPr>
@@ -30324,13 +30030,7 @@
         <w:rPr>
           <w:highlight w:val="yellow"/>
         </w:rPr>
-        <w:t>1.5×10⁶</w:t>
-      </w:r>
-      <w:r>
-        <w:rPr>
-          <w:highlight w:val="yellow"/>
-        </w:rPr>
-        <w:t xml:space="preserve"> cycles remain within an acceptable limits</w:t>
+        <w:t>1.5×10⁶ cycles remain within an acceptable limits</w:t>
       </w:r>
       <w:r>
         <w:rPr>
@@ -30436,17 +30136,7 @@
           <w:szCs w:val="20"/>
           <w:lang w:bidi="th-TH"/>
         </w:rPr>
-        <w:t>1</w:t>
-      </w:r>
-      <w:r>
-        <w:rPr>
-          <w:rFonts w:cstheme="majorBidi"/>
-          <w:b/>
-          <w:bCs/>
-          <w:szCs w:val="20"/>
-          <w:lang w:bidi="th-TH"/>
-        </w:rPr>
-        <w:t>1</w:t>
+        <w:t>11</w:t>
       </w:r>
       <w:r>
         <w:rPr>
@@ -30460,13 +30150,7 @@
         <w:t>.</w:t>
       </w:r>
       <w:r>
-        <w:t xml:space="preserve"> </w:t>
-      </w:r>
-      <w:r>
-        <w:t>Insertion loss</w:t>
-      </w:r>
-      <w:r>
-        <w:t xml:space="preserve"> after </w:t>
+        <w:t xml:space="preserve"> Insertion loss after </w:t>
       </w:r>
       <w:r>
         <w:t xml:space="preserve">1.5×10⁶ phase switching cycles </w:t>
@@ -30617,10 +30301,7 @@
     </w:p>
     <w:p>
       <w:r>
-        <w:t>E</w:t>
-      </w:r>
-      <w:r>
-        <w:t>dge-filter design</w:t>
+        <w:t>Edge-filter design</w:t>
       </w:r>
       <w:r>
         <w:t>s</w:t>
@@ -30955,10 +30636,7 @@
         <w:t xml:space="preserve"> instead</w:t>
       </w:r>
       <w:r>
-        <w:t xml:space="preserve"> of </w:t>
-      </w:r>
-      <w:r>
-        <w:t>MgF</w:t>
+        <w:t xml:space="preserve"> of MgF</w:t>
       </w:r>
       <w:r>
         <w:rPr>
@@ -31262,19 +30940,13 @@
         <w:t>.</w:t>
       </w:r>
       <w:r>
-        <w:t xml:space="preserve"> Transmittance of </w:t>
-      </w:r>
-      <w:r>
-        <w:t xml:space="preserve">the same </w:t>
+        <w:t xml:space="preserve"> Transmittance of the same </w:t>
       </w:r>
       <w:r>
         <w:t>five</w:t>
       </w:r>
       <w:r>
-        <w:t>-unit-cells edge-filter design</w:t>
-      </w:r>
-      <w:r>
-        <w:t xml:space="preserve"> in 8 different configuration</w:t>
+        <w:t>-unit-cells edge-filter design in 8 different configuration</w:t>
       </w:r>
       <w:r>
         <w:t>.</w:t>
@@ -31455,10 +31127,7 @@
         <w:t xml:space="preserve">0 </w:t>
       </w:r>
       <w:r>
-        <w:t>= 740 nm</w:t>
-      </w:r>
-      <w:r>
-        <w:t>)</w:t>
+        <w:t>= 740 nm)</w:t>
       </w:r>
       <w:r>
         <w:rPr>
@@ -31573,13 +31242,7 @@
         <w:t xml:space="preserve"> the thickness of each layer. </w:t>
       </w:r>
       <w:r>
-        <w:t>For example, we set t</w:t>
-      </w:r>
-      <w:r>
-        <w:t xml:space="preserve">he optimization </w:t>
-      </w:r>
-      <w:r>
-        <w:t xml:space="preserve">goals </w:t>
+        <w:t xml:space="preserve">For example, we set the optimization goals </w:t>
       </w:r>
       <w:r>
         <w:t xml:space="preserve">for the 5-unit-cells edge-filter design </w:t>
@@ -31591,13 +31254,7 @@
         <w:t xml:space="preserve"> a</w:t>
       </w:r>
       <w:r>
-        <w:t xml:space="preserve"> </w:t>
-      </w:r>
-      <w:r>
-        <w:t>transmittance</w:t>
-      </w:r>
-      <w:r>
-        <w:t xml:space="preserve"> </w:t>
+        <w:t xml:space="preserve"> transmittance </w:t>
       </w:r>
       <w:r>
         <w:t xml:space="preserve">of at least 97% </w:t>
@@ -31726,7 +31383,7 @@
           <w:iCs w:val="0"/>
           <w:sz w:val="20"/>
         </w:rPr>
-        <w:t xml:space="preserve">of the optimized design </w:t>
+        <w:t>of the optimized design at 1064 nm is now 95.8% (</w:t>
       </w:r>
       <w:r>
         <w:rPr>
@@ -31736,7 +31393,7 @@
           <w:iCs w:val="0"/>
           <w:sz w:val="20"/>
         </w:rPr>
-        <w:t xml:space="preserve">at 1064 nm </w:t>
+        <w:t xml:space="preserve">original: </w:t>
       </w:r>
       <w:r>
         <w:rPr>
@@ -31746,7 +31403,7 @@
           <w:iCs w:val="0"/>
           <w:sz w:val="20"/>
         </w:rPr>
-        <w:t>is now 95.8% (</w:t>
+        <w:t xml:space="preserve">93.4%), and the FWHM has slightly increased to </w:t>
       </w:r>
       <w:r>
         <w:rPr>
@@ -31756,36 +31413,6 @@
           <w:iCs w:val="0"/>
           <w:sz w:val="20"/>
         </w:rPr>
-        <w:t xml:space="preserve">original: </w:t>
-      </w:r>
-      <w:r>
-        <w:rPr>
-          <w:rStyle w:val="Emphasis"/>
-          <w:rFonts w:cstheme="majorBidi"/>
-          <w:i w:val="0"/>
-          <w:iCs w:val="0"/>
-          <w:sz w:val="20"/>
-        </w:rPr>
-        <w:t>93.4%)</w:t>
-      </w:r>
-      <w:r>
-        <w:rPr>
-          <w:rStyle w:val="Emphasis"/>
-          <w:rFonts w:cstheme="majorBidi"/>
-          <w:i w:val="0"/>
-          <w:iCs w:val="0"/>
-          <w:sz w:val="20"/>
-        </w:rPr>
-        <w:t xml:space="preserve">, and the FWHM has slightly increased to </w:t>
-      </w:r>
-      <w:r>
-        <w:rPr>
-          <w:rStyle w:val="Emphasis"/>
-          <w:rFonts w:cstheme="majorBidi"/>
-          <w:i w:val="0"/>
-          <w:iCs w:val="0"/>
-          <w:sz w:val="20"/>
-        </w:rPr>
         <w:t>207.4 nm (original: 197.0 nm).</w:t>
       </w:r>
     </w:p>
@@ -31824,7 +31451,7 @@
     <w:p>
       <w:pPr>
         <w:rPr>
-          <w:rFonts w:cs="Cordia New" w:hint="cs"/>
+          <w:rFonts w:cs="Cordia New"/>
           <w:lang w:bidi="th-TH"/>
         </w:rPr>
       </w:pPr>
@@ -33377,15 +33004,6 @@
           <w:sz w:val="20"/>
         </w:rPr>
         <w:tab/>
-      </w:r>
-      <w:r>
-        <w:rPr>
-          <w:rStyle w:val="Emphasis"/>
-          <w:rFonts w:cstheme="majorBidi"/>
-          <w:i w:val="0"/>
-          <w:iCs w:val="0"/>
-          <w:sz w:val="20"/>
-        </w:rPr>
         <w:t>The backside reflection from the substrate-air layer (</w:t>
       </w:r>
       <w:r>
@@ -33525,7 +33143,6 @@
       <w:pPr>
         <w:rPr>
           <w:rStyle w:val="Emphasis"/>
-          <w:rFonts w:hint="cs"/>
           <w:i w:val="0"/>
           <w:iCs w:val="0"/>
           <w:sz w:val="20"/>
@@ -34137,19 +33754,7 @@
         <w:rPr>
           <w:rFonts w:cstheme="majorBidi"/>
         </w:rPr>
-        <w:t>, the autho</w:t>
-      </w:r>
-      <w:r>
-        <w:rPr>
-          <w:rFonts w:cstheme="majorBidi"/>
-        </w:rPr>
-        <w:t>rs</w:t>
-      </w:r>
-      <w:r>
-        <w:rPr>
-          <w:rFonts w:cstheme="majorBidi"/>
-        </w:rPr>
-        <w:t xml:space="preserve"> reviewed and edited the content as needed and take full responsibility for the content of the published article.</w:t>
+        <w:t>, the authors reviewed and edited the content as needed and take full responsibility for the content of the published article.</w:t>
       </w:r>
     </w:p>
     <w:p/>
@@ -34166,23 +33771,7 @@
             <w:szCs w:val="20"/>
             <w:highlight w:val="yellow"/>
           </w:rPr>
-          <w:t>Opt. La</w:t>
-        </w:r>
-        <w:r>
-          <w:rPr>
-            <w:rStyle w:val="Hyperlink"/>
-            <w:szCs w:val="20"/>
-            <w:highlight w:val="yellow"/>
-          </w:rPr>
-          <w:t>s</w:t>
-        </w:r>
-        <w:r>
-          <w:rPr>
-            <w:rStyle w:val="Hyperlink"/>
-            <w:szCs w:val="20"/>
-            <w:highlight w:val="yellow"/>
-          </w:rPr>
-          <w:t>er Technol.</w:t>
+          <w:t>Opt. Laser Technol.</w:t>
         </w:r>
       </w:hyperlink>
     </w:p>
@@ -36102,6 +35691,7 @@
   <w:style w:type="character" w:default="1" w:styleId="DefaultParagraphFont">
     <w:name w:val="Default Paragraph Font"/>
     <w:uiPriority w:val="1"/>
+    <w:semiHidden/>
     <w:unhideWhenUsed/>
   </w:style>
   <w:style w:type="table" w:default="1" w:styleId="TableNormal">
